--- a/Install and Run Files/Install Playwright.docx
+++ b/Install and Run Files/Install Playwright.docx
@@ -392,10 +392,21 @@
                 <w:szCs w:val="23"/>
                 <w:shd w:val="clear" w:color="auto" w:fill="F6F8FA"/>
               </w:rPr>
-              <w:t xml:space="preserve"> playwright@latest</w:t>
-            </w:r>
-            <w:bookmarkStart w:id="0" w:name="_GoBack"/>
-            <w:bookmarkEnd w:id="0"/>
+              <w:t xml:space="preserve"> </w:t>
+            </w:r>
+            <w:proofErr w:type="spellStart"/>
+            <w:r>
+              <w:rPr>
+                <w:rStyle w:val="token"/>
+                <w:rFonts w:ascii="Consolas" w:hAnsi="Consolas"/>
+                <w:color w:val="8250DF"/>
+                <w:sz w:val="23"/>
+                <w:szCs w:val="23"/>
+                <w:shd w:val="clear" w:color="auto" w:fill="F6F8FA"/>
+              </w:rPr>
+              <w:t>playwright@latest</w:t>
+            </w:r>
+            <w:proofErr w:type="spellEnd"/>
           </w:p>
         </w:tc>
       </w:tr>
@@ -1694,6 +1705,14 @@
                 <w:szCs w:val="24"/>
               </w:rPr>
             </w:pPr>
+            <w:r>
+              <w:rPr>
+                <w:rFonts w:ascii="Arial" w:hAnsi="Arial" w:cs="Arial"/>
+                <w:sz w:val="24"/>
+                <w:szCs w:val="24"/>
+              </w:rPr>
+              <w:t>Running codegen</w:t>
+            </w:r>
           </w:p>
         </w:tc>
         <w:tc>
@@ -1702,6 +1721,79 @@
           </w:tcPr>
           <w:p>
             <w:pPr>
+              <w:tabs>
+                <w:tab w:val="left" w:pos="916"/>
+                <w:tab w:val="left" w:pos="1832"/>
+                <w:tab w:val="left" w:pos="2748"/>
+                <w:tab w:val="left" w:pos="3664"/>
+                <w:tab w:val="left" w:pos="4580"/>
+                <w:tab w:val="left" w:pos="5496"/>
+                <w:tab w:val="left" w:pos="6412"/>
+                <w:tab w:val="left" w:pos="7328"/>
+                <w:tab w:val="left" w:pos="8244"/>
+                <w:tab w:val="left" w:pos="9160"/>
+                <w:tab w:val="left" w:pos="10076"/>
+                <w:tab w:val="left" w:pos="10992"/>
+                <w:tab w:val="left" w:pos="11908"/>
+                <w:tab w:val="left" w:pos="12824"/>
+                <w:tab w:val="left" w:pos="13740"/>
+                <w:tab w:val="left" w:pos="14656"/>
+              </w:tabs>
+              <w:rPr>
+                <w:rFonts w:ascii="Courier New" w:eastAsia="Times New Roman" w:hAnsi="Courier New" w:cs="Courier New"/>
+                <w:sz w:val="20"/>
+                <w:szCs w:val="20"/>
+              </w:rPr>
+            </w:pPr>
+            <w:proofErr w:type="spellStart"/>
+            <w:r>
+              <w:rPr>
+                <w:rFonts w:ascii="Courier New" w:eastAsia="Times New Roman" w:hAnsi="Courier New" w:cs="Courier New"/>
+                <w:sz w:val="20"/>
+                <w:szCs w:val="20"/>
+              </w:rPr>
+              <w:t>npx</w:t>
+            </w:r>
+            <w:proofErr w:type="spellEnd"/>
+            <w:r>
+              <w:rPr>
+                <w:rFonts w:ascii="Courier New" w:eastAsia="Times New Roman" w:hAnsi="Courier New" w:cs="Courier New"/>
+                <w:sz w:val="20"/>
+                <w:szCs w:val="20"/>
+              </w:rPr>
+              <w:t xml:space="preserve"> playwright </w:t>
+            </w:r>
+            <w:proofErr w:type="spellStart"/>
+            <w:r>
+              <w:rPr>
+                <w:rFonts w:ascii="Courier New" w:eastAsia="Times New Roman" w:hAnsi="Courier New" w:cs="Courier New"/>
+                <w:sz w:val="20"/>
+                <w:szCs w:val="20"/>
+              </w:rPr>
+              <w:t>codegen</w:t>
+            </w:r>
+            <w:proofErr w:type="spellEnd"/>
+            <w:r>
+              <w:rPr>
+                <w:rFonts w:ascii="Courier New" w:eastAsia="Times New Roman" w:hAnsi="Courier New" w:cs="Courier New"/>
+                <w:sz w:val="20"/>
+                <w:szCs w:val="20"/>
+              </w:rPr>
+              <w:t xml:space="preserve"> https://example.com --output=tests/generated.spec.js --target=</w:t>
+            </w:r>
+            <w:proofErr w:type="spellStart"/>
+            <w:r>
+              <w:rPr>
+                <w:rFonts w:ascii="Courier New" w:eastAsia="Times New Roman" w:hAnsi="Courier New" w:cs="Courier New"/>
+                <w:sz w:val="20"/>
+                <w:szCs w:val="20"/>
+              </w:rPr>
+              <w:t>javascript</w:t>
+            </w:r>
+            <w:proofErr w:type="spellEnd"/>
+          </w:p>
+          <w:p>
+            <w:pPr>
               <w:pStyle w:val="HTMLPreformatted"/>
               <w:spacing w:after="360"/>
               <w:rPr>
@@ -1711,6 +1803,135 @@
                 <w:sz w:val="23"/>
                 <w:szCs w:val="23"/>
                 <w:shd w:val="clear" w:color="auto" w:fill="F6F8FA"/>
+              </w:rPr>
+            </w:pPr>
+          </w:p>
+        </w:tc>
+      </w:tr>
+      <w:tr>
+        <w:tc>
+          <w:tcPr>
+            <w:tcW w:w="4788" w:type="dxa"/>
+          </w:tcPr>
+          <w:p>
+            <w:pPr>
+              <w:rPr>
+                <w:rFonts w:ascii="Arial" w:hAnsi="Arial" w:cs="Arial"/>
+                <w:sz w:val="24"/>
+                <w:szCs w:val="24"/>
+              </w:rPr>
+            </w:pPr>
+            <w:r>
+              <w:rPr>
+                <w:rFonts w:ascii="Arial" w:hAnsi="Arial" w:cs="Arial"/>
+                <w:sz w:val="24"/>
+                <w:szCs w:val="24"/>
+              </w:rPr>
+              <w:t>Running</w:t>
+            </w:r>
+            <w:bookmarkStart w:id="0" w:name="_GoBack"/>
+            <w:bookmarkEnd w:id="0"/>
+            <w:r>
+              <w:rPr>
+                <w:rFonts w:ascii="Arial" w:hAnsi="Arial" w:cs="Arial"/>
+                <w:sz w:val="24"/>
+                <w:szCs w:val="24"/>
+              </w:rPr>
+              <w:t xml:space="preserve"> Tag</w:t>
+            </w:r>
+          </w:p>
+        </w:tc>
+        <w:tc>
+          <w:tcPr>
+            <w:tcW w:w="7984" w:type="dxa"/>
+          </w:tcPr>
+          <w:p>
+            <w:pPr>
+              <w:tabs>
+                <w:tab w:val="left" w:pos="916"/>
+                <w:tab w:val="left" w:pos="1832"/>
+                <w:tab w:val="left" w:pos="2748"/>
+                <w:tab w:val="left" w:pos="3664"/>
+                <w:tab w:val="left" w:pos="4580"/>
+                <w:tab w:val="left" w:pos="5496"/>
+                <w:tab w:val="left" w:pos="6412"/>
+                <w:tab w:val="left" w:pos="7328"/>
+                <w:tab w:val="left" w:pos="8244"/>
+                <w:tab w:val="left" w:pos="9160"/>
+                <w:tab w:val="left" w:pos="10076"/>
+                <w:tab w:val="left" w:pos="10992"/>
+                <w:tab w:val="left" w:pos="11908"/>
+                <w:tab w:val="left" w:pos="12824"/>
+                <w:tab w:val="left" w:pos="13740"/>
+                <w:tab w:val="left" w:pos="14656"/>
+              </w:tabs>
+              <w:rPr>
+                <w:rFonts w:ascii="Courier New" w:eastAsia="Times New Roman" w:hAnsi="Courier New" w:cs="Courier New"/>
+                <w:sz w:val="20"/>
+                <w:szCs w:val="20"/>
+              </w:rPr>
+            </w:pPr>
+            <w:proofErr w:type="spellStart"/>
+            <w:r>
+              <w:rPr>
+                <w:rFonts w:ascii="Courier New" w:eastAsia="Times New Roman" w:hAnsi="Courier New" w:cs="Courier New"/>
+                <w:sz w:val="20"/>
+                <w:szCs w:val="20"/>
+              </w:rPr>
+              <w:t>npx</w:t>
+            </w:r>
+            <w:proofErr w:type="spellEnd"/>
+            <w:r>
+              <w:rPr>
+                <w:rFonts w:ascii="Courier New" w:eastAsia="Times New Roman" w:hAnsi="Courier New" w:cs="Courier New"/>
+                <w:sz w:val="20"/>
+                <w:szCs w:val="20"/>
+              </w:rPr>
+              <w:t xml:space="preserve"> playwright </w:t>
+            </w:r>
+            <w:proofErr w:type="spellStart"/>
+            <w:r>
+              <w:rPr>
+                <w:rFonts w:ascii="Courier New" w:eastAsia="Times New Roman" w:hAnsi="Courier New" w:cs="Courier New"/>
+                <w:sz w:val="20"/>
+                <w:szCs w:val="20"/>
+              </w:rPr>
+              <w:t>test</w:t>
+            </w:r>
+            <w:proofErr w:type="spellEnd"/>
+            <w:r>
+              <w:rPr>
+                <w:rFonts w:ascii="Courier New" w:eastAsia="Times New Roman" w:hAnsi="Courier New" w:cs="Courier New"/>
+                <w:sz w:val="20"/>
+                <w:szCs w:val="20"/>
+              </w:rPr>
+              <w:t xml:space="preserve"> ./test/Tages.spec.js --grep "@smoke"</w:t>
+            </w:r>
+          </w:p>
+          <w:p>
+            <w:pPr>
+              <w:tabs>
+                <w:tab w:val="left" w:pos="916"/>
+                <w:tab w:val="left" w:pos="1832"/>
+                <w:tab w:val="left" w:pos="2748"/>
+                <w:tab w:val="left" w:pos="3664"/>
+                <w:tab w:val="left" w:pos="4580"/>
+                <w:tab w:val="left" w:pos="5496"/>
+                <w:tab w:val="left" w:pos="6412"/>
+                <w:tab w:val="left" w:pos="7328"/>
+                <w:tab w:val="left" w:pos="8244"/>
+                <w:tab w:val="left" w:pos="9160"/>
+                <w:tab w:val="left" w:pos="10076"/>
+                <w:tab w:val="left" w:pos="10992"/>
+                <w:tab w:val="left" w:pos="11908"/>
+                <w:tab w:val="left" w:pos="12824"/>
+                <w:tab w:val="left" w:pos="13740"/>
+                <w:tab w:val="left" w:pos="14656"/>
+              </w:tabs>
+              <w:rPr>
+                <w:rFonts w:ascii="Courier New" w:eastAsia="Times New Roman" w:hAnsi="Courier New" w:cs="Courier New"/>
+                <w:sz w:val="20"/>
+                <w:szCs w:val="20"/>
               </w:rPr>
             </w:pPr>
           </w:p>
